--- a/Assigement/Modul-7/Theory/Python – Collections, functions and Modules.docx
+++ b/Assigement/Modul-7/Theory/Python – Collections, functions and Modules.docx
@@ -269,6 +269,8 @@
         </w:rPr>
         <w:t xml:space="preserve">Indexing in lists (positive and negative indexing). </w:t>
       </w:r>
+      <w:bookmarkStart w:id="0" w:name="_GoBack"/>
+      <w:bookmarkEnd w:id="0"/>
     </w:p>
     <w:p>
       <w:pPr>
@@ -349,8 +351,6 @@
           <w:szCs w:val="28"/>
         </w:rPr>
       </w:pPr>
-      <w:bookmarkStart w:id="0" w:name="_GoBack"/>
-      <w:bookmarkEnd w:id="0"/>
       <w:r>
         <w:rPr>
           <w:b/>
@@ -8859,7 +8859,7 @@
 </file>
 
 <file path=customXml/itemProps1.xml><?xml version="1.0" encoding="utf-8"?>
-<ds:datastoreItem xmlns:ds="http://schemas.openxmlformats.org/officeDocument/2006/customXml" ds:itemID="{D525EF78-F467-4D13-BE27-6EEE265585DF}">
+<ds:datastoreItem xmlns:ds="http://schemas.openxmlformats.org/officeDocument/2006/customXml" ds:itemID="{181EF5DC-1F88-41FA-82B5-98865DB20C84}">
   <ds:schemaRefs>
     <ds:schemaRef ds:uri="http://schemas.openxmlformats.org/officeDocument/2006/bibliography"/>
   </ds:schemaRefs>

--- a/Assigement/Modul-7/Theory/Python – Collections, functions and Modules.docx
+++ b/Assigement/Modul-7/Theory/Python – Collections, functions and Modules.docx
@@ -247,6 +247,8 @@
         </w:rPr>
         <w:t xml:space="preserve">Understanding how to create and access elements in a list. </w:t>
       </w:r>
+      <w:bookmarkStart w:id="0" w:name="_GoBack"/>
+      <w:bookmarkEnd w:id="0"/>
     </w:p>
     <w:p>
       <w:pPr>
@@ -1016,8 +1018,6 @@
       </w:r>
       <w:r>
         <w:br/>
-      </w:r>
-      <w:r>
         <w:t xml:space="preserve">       </w:t>
       </w:r>
       <w:proofErr w:type="gramStart"/>
@@ -1209,12 +1209,7 @@
       </w:r>
       <w:r>
         <w:br/>
-      </w:r>
-      <w:r>
-        <w:t xml:space="preserve">    </w:t>
-      </w:r>
-      <w:r>
-        <w:t xml:space="preserve">We use </w:t>
+        <w:t xml:space="preserve">    We use </w:t>
       </w:r>
       <w:r>
         <w:rPr>
@@ -1353,12 +1348,7 @@
       </w:r>
       <w:r>
         <w:br/>
-      </w:r>
-      <w:r>
-        <w:t xml:space="preserve">    </w:t>
-      </w:r>
-      <w:r>
-        <w:t xml:space="preserve">We use </w:t>
+        <w:t xml:space="preserve">    We use </w:t>
       </w:r>
       <w:r>
         <w:rPr>
@@ -10274,8 +10264,6 @@
           <w:szCs w:val="28"/>
         </w:rPr>
       </w:pPr>
-      <w:bookmarkStart w:id="0" w:name="_GoBack"/>
-      <w:bookmarkEnd w:id="0"/>
     </w:p>
     <w:sectPr>
       <w:pgSz w:w="11906" w:h="16838"/>
@@ -12073,7 +12061,7 @@
 </file>
 
 <file path=customXml/itemProps1.xml><?xml version="1.0" encoding="utf-8"?>
-<ds:datastoreItem xmlns:ds="http://schemas.openxmlformats.org/officeDocument/2006/customXml" ds:itemID="{3D398D1B-C78C-4459-B7C9-B29D87B9D683}">
+<ds:datastoreItem xmlns:ds="http://schemas.openxmlformats.org/officeDocument/2006/customXml" ds:itemID="{04863F16-AF89-4481-9B25-F8A6AD945CE9}">
   <ds:schemaRefs>
     <ds:schemaRef ds:uri="http://schemas.openxmlformats.org/officeDocument/2006/bibliography"/>
   </ds:schemaRefs>
